--- a/docs/lista_louvores/Textos_Louvores/EM ESPÍRITO EM VERDADE.docx
+++ b/docs/lista_louvores/Textos_Louvores/EM ESPÍRITO EM VERDADE.docx
@@ -4,43 +4,18 @@
   <w:body>
     <w:p>
       <w:pPr>
-        <w:pStyle w:val="SemEspaamento"/>
-        <w:rPr>
-          <w:rFonts w:ascii="Times New Roman" w:hAnsi="Times New Roman" w:cs="Times New Roman"/>
-          <w:sz w:val="24"/>
-          <w:szCs w:val="24"/>
-        </w:rPr>
+        <w:pStyle w:val="Ttulo1"/>
       </w:pPr>
       <w:r>
-        <w:rPr>
-          <w:rFonts w:ascii="Times New Roman" w:hAnsi="Times New Roman" w:cs="Times New Roman"/>
-          <w:sz w:val="24"/>
-          <w:szCs w:val="24"/>
-        </w:rPr>
         <w:t>EM ESPÍRITO</w:t>
       </w:r>
       <w:r>
-        <w:rPr>
-          <w:rFonts w:ascii="Times New Roman" w:hAnsi="Times New Roman" w:cs="Times New Roman"/>
-          <w:sz w:val="24"/>
-          <w:szCs w:val="24"/>
-        </w:rPr>
         <w:t>,</w:t>
       </w:r>
       <w:r>
-        <w:rPr>
-          <w:rFonts w:ascii="Times New Roman" w:hAnsi="Times New Roman" w:cs="Times New Roman"/>
-          <w:sz w:val="24"/>
-          <w:szCs w:val="24"/>
-        </w:rPr>
         <w:t xml:space="preserve"> EM VERDADE</w:t>
       </w:r>
       <w:r>
-        <w:rPr>
-          <w:rFonts w:ascii="Times New Roman" w:hAnsi="Times New Roman" w:cs="Times New Roman"/>
-          <w:sz w:val="24"/>
-          <w:szCs w:val="24"/>
-        </w:rPr>
         <w:t xml:space="preserve"> </w:t>
       </w:r>
     </w:p>
@@ -60,6 +35,12 @@
         <w:rPr>
           <w:rFonts w:ascii="Times New Roman" w:hAnsi="Times New Roman"/>
         </w:rPr>
+        <w:br/>
+      </w:r>
+      <w:r>
+        <w:rPr>
+          <w:rFonts w:ascii="Times New Roman" w:hAnsi="Times New Roman"/>
+        </w:rPr>
         <w:t>T</w:t>
       </w:r>
       <w:r>
@@ -133,6 +114,12 @@
         <w:rPr>
           <w:rFonts w:ascii="Times New Roman" w:hAnsi="Times New Roman"/>
         </w:rPr>
+        <w:br/>
+      </w:r>
+      <w:r>
+        <w:rPr>
+          <w:rFonts w:ascii="Times New Roman" w:hAnsi="Times New Roman"/>
+        </w:rPr>
         <w:t>T</w:t>
       </w:r>
       <w:r>
@@ -180,6 +167,8 @@
           <w:rFonts w:ascii="Times New Roman" w:hAnsi="Times New Roman"/>
           <w:b/>
           <w:bCs/>
+          <w:i/>
+          <w:iCs/>
         </w:rPr>
       </w:pPr>
       <w:proofErr w:type="gramStart"/>
@@ -188,6 +177,8 @@
           <w:rFonts w:ascii="Times New Roman" w:hAnsi="Times New Roman"/>
           <w:b/>
           <w:bCs/>
+          <w:i/>
+          <w:iCs/>
         </w:rPr>
         <w:t>Pra</w:t>
       </w:r>
@@ -197,6 +188,8 @@
           <w:rFonts w:ascii="Times New Roman" w:hAnsi="Times New Roman"/>
           <w:b/>
           <w:bCs/>
+          <w:i/>
+          <w:iCs/>
         </w:rPr>
         <w:t xml:space="preserve"> </w:t>
       </w:r>
@@ -205,6 +198,8 @@
           <w:rFonts w:ascii="Times New Roman" w:hAnsi="Times New Roman"/>
           <w:b/>
           <w:bCs/>
+          <w:i/>
+          <w:iCs/>
         </w:rPr>
         <w:t>T</w:t>
       </w:r>
@@ -213,6 +208,8 @@
           <w:rFonts w:ascii="Times New Roman" w:hAnsi="Times New Roman"/>
           <w:b/>
           <w:bCs/>
+          <w:i/>
+          <w:iCs/>
         </w:rPr>
         <w:t xml:space="preserve">e adorar ó </w:t>
       </w:r>
@@ -221,6 +218,8 @@
           <w:rFonts w:ascii="Times New Roman" w:hAnsi="Times New Roman"/>
           <w:b/>
           <w:bCs/>
+          <w:i/>
+          <w:iCs/>
         </w:rPr>
         <w:t>R</w:t>
       </w:r>
@@ -229,6 +228,8 @@
           <w:rFonts w:ascii="Times New Roman" w:hAnsi="Times New Roman"/>
           <w:b/>
           <w:bCs/>
+          <w:i/>
+          <w:iCs/>
         </w:rPr>
         <w:t xml:space="preserve">ei dos reis, </w:t>
       </w:r>
@@ -237,6 +238,8 @@
           <w:rFonts w:ascii="Times New Roman" w:hAnsi="Times New Roman"/>
           <w:b/>
           <w:bCs/>
+          <w:i/>
+          <w:iCs/>
         </w:rPr>
         <w:br/>
       </w:r>
@@ -245,6 +248,8 @@
           <w:rFonts w:ascii="Times New Roman" w:hAnsi="Times New Roman"/>
           <w:b/>
           <w:bCs/>
+          <w:i/>
+          <w:iCs/>
         </w:rPr>
         <w:t xml:space="preserve">foi que eu nasci ó </w:t>
       </w:r>
@@ -253,6 +258,8 @@
           <w:rFonts w:ascii="Times New Roman" w:hAnsi="Times New Roman"/>
           <w:b/>
           <w:bCs/>
+          <w:i/>
+          <w:iCs/>
         </w:rPr>
         <w:t>R</w:t>
       </w:r>
@@ -261,6 +268,8 @@
           <w:rFonts w:ascii="Times New Roman" w:hAnsi="Times New Roman"/>
           <w:b/>
           <w:bCs/>
+          <w:i/>
+          <w:iCs/>
         </w:rPr>
         <w:t>ei Jesus</w:t>
       </w:r>
@@ -269,6 +278,8 @@
           <w:rFonts w:ascii="Times New Roman" w:hAnsi="Times New Roman"/>
           <w:b/>
           <w:bCs/>
+          <w:i/>
+          <w:iCs/>
         </w:rPr>
         <w:br/>
       </w:r>
@@ -277,6 +288,8 @@
           <w:rFonts w:ascii="Times New Roman" w:hAnsi="Times New Roman"/>
           <w:b/>
           <w:bCs/>
+          <w:i/>
+          <w:iCs/>
         </w:rPr>
         <w:t xml:space="preserve">Meu prazer é </w:t>
       </w:r>
@@ -285,6 +298,8 @@
           <w:rFonts w:ascii="Times New Roman" w:hAnsi="Times New Roman"/>
           <w:b/>
           <w:bCs/>
+          <w:i/>
+          <w:iCs/>
         </w:rPr>
         <w:t>T</w:t>
       </w:r>
@@ -293,6 +308,8 @@
           <w:rFonts w:ascii="Times New Roman" w:hAnsi="Times New Roman"/>
           <w:b/>
           <w:bCs/>
+          <w:i/>
+          <w:iCs/>
         </w:rPr>
         <w:t>e louvar</w:t>
       </w:r>
@@ -301,6 +318,8 @@
           <w:rFonts w:ascii="Times New Roman" w:hAnsi="Times New Roman"/>
           <w:b/>
           <w:bCs/>
+          <w:i/>
+          <w:iCs/>
         </w:rPr>
         <w:br/>
       </w:r>
@@ -309,6 +328,8 @@
           <w:rFonts w:ascii="Times New Roman" w:hAnsi="Times New Roman"/>
           <w:b/>
           <w:bCs/>
+          <w:i/>
+          <w:iCs/>
         </w:rPr>
         <w:t xml:space="preserve">Meu prazer é estar nos átrios do </w:t>
       </w:r>
@@ -317,6 +338,8 @@
           <w:rFonts w:ascii="Times New Roman" w:hAnsi="Times New Roman"/>
           <w:b/>
           <w:bCs/>
+          <w:i/>
+          <w:iCs/>
         </w:rPr>
         <w:t>S</w:t>
       </w:r>
@@ -325,6 +348,8 @@
           <w:rFonts w:ascii="Times New Roman" w:hAnsi="Times New Roman"/>
           <w:b/>
           <w:bCs/>
+          <w:i/>
+          <w:iCs/>
         </w:rPr>
         <w:t>enhor</w:t>
       </w:r>
@@ -333,6 +358,8 @@
           <w:rFonts w:ascii="Times New Roman" w:hAnsi="Times New Roman"/>
           <w:b/>
           <w:bCs/>
+          <w:i/>
+          <w:iCs/>
         </w:rPr>
         <w:br/>
       </w:r>
@@ -341,6 +368,8 @@
           <w:rFonts w:ascii="Times New Roman" w:hAnsi="Times New Roman"/>
           <w:b/>
           <w:bCs/>
+          <w:i/>
+          <w:iCs/>
         </w:rPr>
         <w:t>Meu prazer é viver na casa de Deus onde flui o amor</w:t>
       </w:r>
@@ -349,11 +378,15 @@
       <w:pPr>
         <w:rPr>
           <w:rFonts w:ascii="Times New Roman" w:hAnsi="Times New Roman"/>
+          <w:b/>
+          <w:bCs/>
         </w:rPr>
       </w:pPr>
       <w:r>
         <w:rPr>
           <w:rFonts w:ascii="Times New Roman" w:hAnsi="Times New Roman"/>
+          <w:b/>
+          <w:bCs/>
         </w:rPr>
         <w:t>[REPETE ACIMA]</w:t>
       </w:r>
@@ -364,6 +397,8 @@
           <w:rFonts w:ascii="Times New Roman" w:hAnsi="Times New Roman"/>
           <w:b/>
           <w:bCs/>
+          <w:i/>
+          <w:iCs/>
         </w:rPr>
       </w:pPr>
       <w:r>
@@ -371,6 +406,8 @@
           <w:rFonts w:ascii="Times New Roman" w:hAnsi="Times New Roman"/>
           <w:b/>
           <w:bCs/>
+          <w:i/>
+          <w:iCs/>
         </w:rPr>
         <w:t>[REFRÃO]</w:t>
       </w:r>
@@ -467,7 +504,6 @@
         <w:t>Te adoramos, Senhor!</w:t>
       </w:r>
     </w:p>
-    <w:p/>
     <w:sectPr>
       <w:pgSz w:w="11906" w:h="16838"/>
       <w:pgMar w:top="1417" w:right="1701" w:bottom="1417" w:left="1701" w:header="708" w:footer="708" w:gutter="0"/>
